--- a/Ecostel_Architecture_Spec.docx
+++ b/Ecostel_Architecture_Spec.docx
@@ -268,18 +268,7 @@
         <w:spacing w:after="120"/>
       </w:pPr>
       <w:r>
-        <w:t xml:space="preserve">Managed-service alternatives exist for several pieces: AWS App Runner (vs ECS), RDS Aurora Serverless (vs self-managed Postgres), </w:t>
-      </w:r>
-      <w:proofErr w:type="spellStart"/>
-      <w:r>
-        <w:t>ElastiCache</w:t>
-      </w:r>
-      <w:proofErr w:type="spellEnd"/>
-      <w:r>
-        <w:t xml:space="preserve"> (vs self-hosted Redis). These are post-MVP cost optimizations, not v1 dependencies</w:t>
-      </w:r>
-      <w:r>
-        <w:t xml:space="preserve">. </w:t>
+        <w:t xml:space="preserve">Supabase handles PostgreSQL, storage, and auth as fully managed services. Vercel handles serverless deployment with automatic scaling. No additional infrastructure provisioning required.</w:t>
       </w:r>
     </w:p>
     <w:tbl>
@@ -737,7 +726,7 @@
                 <w:sz w:val="20"/>
                 <w:szCs w:val="20"/>
               </w:rPr>
-              <w:t>NestJS</w:t>
+              <w:t>Next.js API Routes</w:t>
             </w:r>
             <w:proofErr w:type="spellEnd"/>
             <w:r>
@@ -1057,7 +1046,7 @@
                 <w:sz w:val="20"/>
                 <w:szCs w:val="20"/>
               </w:rPr>
-              <w:t>Redis</w:t>
+              <w:t>Supabase (PostgreSQL)</w:t>
             </w:r>
           </w:p>
         </w:tc>
@@ -1083,23 +1072,7 @@
                 <w:sz w:val="20"/>
                 <w:szCs w:val="20"/>
               </w:rPr>
-              <w:t xml:space="preserve">In-memory cache for hot reads (vendor search, RFQ summaries). Backing store for </w:t>
-            </w:r>
-            <w:proofErr w:type="spellStart"/>
-            <w:r>
-              <w:rPr>
-                <w:sz w:val="20"/>
-                <w:szCs w:val="20"/>
-              </w:rPr>
-              <w:t>BullMQ</w:t>
-            </w:r>
-            <w:proofErr w:type="spellEnd"/>
-            <w:r>
-              <w:rPr>
-                <w:sz w:val="20"/>
-                <w:szCs w:val="20"/>
-              </w:rPr>
-              <w:t>.</w:t>
+              <w:t>Handled via Supabase PostgreSQL indexed queries and caching.</w:t>
             </w:r>
           </w:p>
         </w:tc>
@@ -1156,21 +1129,12 @@
             </w:tcMar>
           </w:tcPr>
           <w:p>
-            <w:proofErr w:type="spellStart"/>
-            <w:r>
-              <w:rPr>
-                <w:sz w:val="20"/>
-                <w:szCs w:val="20"/>
-              </w:rPr>
-              <w:t>BullMQ</w:t>
-            </w:r>
-            <w:proofErr w:type="spellEnd"/>
-            <w:r>
-              <w:rPr>
-                <w:sz w:val="20"/>
-                <w:szCs w:val="20"/>
-              </w:rPr>
-              <w:t xml:space="preserve"> (Redis-backed)</w:t>
+            <w:r>
+              <w:rPr>
+                <w:sz w:val="20"/>
+                <w:szCs w:val="20"/>
+              </w:rPr>
+              <w:t>Supabase Edge Functions</w:t>
             </w:r>
           </w:p>
         </w:tc>
@@ -1258,7 +1222,7 @@
                 <w:sz w:val="20"/>
                 <w:szCs w:val="20"/>
               </w:rPr>
-              <w:t>OpenSearch</w:t>
+              <w:t>Supabase (PostgreSQL full-text search)</w:t>
             </w:r>
           </w:p>
         </w:tc>
@@ -1346,7 +1310,7 @@
                 <w:sz w:val="20"/>
                 <w:szCs w:val="20"/>
               </w:rPr>
-              <w:t>Amazon S3</w:t>
+              <w:t>Supabase Storage</w:t>
             </w:r>
           </w:p>
         </w:tc>
@@ -1372,7 +1336,7 @@
                 <w:sz w:val="20"/>
                 <w:szCs w:val="20"/>
               </w:rPr>
-              <w:t>Signed URLs for time-limited access. Versioning for revision history. SSE-S3 encryption at rest.</w:t>
+              <w:t>Signed URLs for time-limited access. Versioning for revision history. Encrypted at rest by Supabase.</w:t>
             </w:r>
           </w:p>
         </w:tc>
@@ -1435,15 +1399,7 @@
                 <w:sz w:val="20"/>
                 <w:szCs w:val="20"/>
               </w:rPr>
-              <w:t>ClamAV</w:t>
-            </w:r>
-            <w:proofErr w:type="spellEnd"/>
-            <w:r>
-              <w:rPr>
-                <w:sz w:val="20"/>
-                <w:szCs w:val="20"/>
-              </w:rPr>
-              <w:t xml:space="preserve"> (Lambda sidecar)</w:t>
+              <w:t>Supabase Storage policies</w:t>
             </w:r>
           </w:p>
         </w:tc>
@@ -2251,7 +2207,7 @@
                 <w:sz w:val="20"/>
                 <w:szCs w:val="20"/>
               </w:rPr>
-              <w:t>Docker</w:t>
+              <w:t>Supabase CLI</w:t>
             </w:r>
           </w:p>
         </w:tc>
@@ -2339,7 +2295,7 @@
                 <w:sz w:val="20"/>
                 <w:szCs w:val="20"/>
               </w:rPr>
-              <w:t>AWS ECS Fargate (v1)</w:t>
+              <w:t>Vercel (serverless)</w:t>
             </w:r>
           </w:p>
         </w:tc>
@@ -2515,7 +2471,7 @@
                 <w:sz w:val="20"/>
                 <w:szCs w:val="20"/>
               </w:rPr>
-              <w:t>AWS</w:t>
+              <w:t>Supabase / Vercel</w:t>
             </w:r>
           </w:p>
         </w:tc>
@@ -2541,7 +2497,7 @@
                 <w:sz w:val="20"/>
                 <w:szCs w:val="20"/>
               </w:rPr>
-              <w:t xml:space="preserve">Mature managed services (RDS, S3, ECS, SES). </w:t>
+              <w:t xml:space="preserve">Managed platform services (Supabase, Vercel). </w:t>
             </w:r>
             <w:proofErr w:type="spellStart"/>
             <w:r>
@@ -3107,7 +3063,7 @@
                 <w:sz w:val="20"/>
                 <w:szCs w:val="20"/>
               </w:rPr>
-              <w:t>Self-hosted metrics. CloudWatch as AWS-native fallback.</w:t>
+              <w:t>Vercel Analytics and Supabase dashboard for platform metrics.</w:t>
             </w:r>
           </w:p>
         </w:tc>
@@ -4324,7 +4280,7 @@
           <w:sz w:val="18"/>
           <w:szCs w:val="18"/>
         </w:rPr>
-        <w:t>NestJS</w:t>
+        <w:t>Next.js API Routes</w:t>
       </w:r>
       <w:proofErr w:type="spellEnd"/>
       <w:r>
@@ -4349,47 +4305,7 @@
           <w:sz w:val="18"/>
           <w:szCs w:val="18"/>
         </w:rPr>
-        <w:t xml:space="preserve">  workers/                          </w:t>
-      </w:r>
-      <w:proofErr w:type="spellStart"/>
-      <w:r>
-        <w:rPr>
-          <w:rFonts w:ascii="Consolas" w:eastAsia="Consolas" w:hAnsi="Consolas" w:cs="Consolas"/>
-          <w:color w:val="06513B"/>
-          <w:sz w:val="18"/>
-          <w:szCs w:val="18"/>
-        </w:rPr>
-        <w:t>BullMQ</w:t>
-      </w:r>
-      <w:proofErr w:type="spellEnd"/>
-      <w:r>
-        <w:rPr>
-          <w:rFonts w:ascii="Consolas" w:eastAsia="Consolas" w:hAnsi="Consolas" w:cs="Consolas"/>
-          <w:color w:val="06513B"/>
-          <w:sz w:val="18"/>
-          <w:szCs w:val="18"/>
-        </w:rPr>
-        <w:t xml:space="preserve"> workers (</w:t>
-      </w:r>
-      <w:proofErr w:type="spellStart"/>
-      <w:r>
-        <w:rPr>
-          <w:rFonts w:ascii="Consolas" w:eastAsia="Consolas" w:hAnsi="Consolas" w:cs="Consolas"/>
-          <w:color w:val="06513B"/>
-          <w:sz w:val="18"/>
-          <w:szCs w:val="18"/>
-        </w:rPr>
-        <w:t>NestJS</w:t>
-      </w:r>
-      <w:proofErr w:type="spellEnd"/>
-      <w:r>
-        <w:rPr>
-          <w:rFonts w:ascii="Consolas" w:eastAsia="Consolas" w:hAnsi="Consolas" w:cs="Consolas"/>
-          <w:color w:val="06513B"/>
-          <w:sz w:val="18"/>
-          <w:szCs w:val="18"/>
-        </w:rPr>
-        <w:t xml:space="preserve"> standalone)</w:t>
+        <w:t xml:space="preserve">  supabase/functions/               Supabase Edge Functions</w:t>
       </w:r>
     </w:p>
     <w:p>
@@ -4534,7 +4450,7 @@
       </w:pPr>
       <w:proofErr w:type="spellStart"/>
       <w:r>
-        <w:t>NestJS</w:t>
+        <w:t>Next.js API Routes</w:t>
       </w:r>
       <w:proofErr w:type="spellEnd"/>
       <w:r>
@@ -4579,7 +4495,7 @@
           <w:sz w:val="18"/>
           <w:szCs w:val="18"/>
         </w:rPr>
-        <w:t xml:space="preserve">  auth/                Authentication, JWT, RBAC guards</w:t>
+        <w:t xml:space="preserve">  app/api/auth/         Supabase Auth, Row Level Security (RLS) guards</w:t>
       </w:r>
     </w:p>
     <w:p>
@@ -4689,7 +4605,7 @@
           <w:sz w:val="18"/>
           <w:szCs w:val="18"/>
         </w:rPr>
-        <w:t xml:space="preserve">  files/               S3 signed URLs, virus scanning, CAD translation</w:t>
+        <w:t xml:space="preserve">  app/api/files/        Supabase Storage signed URLs, file validation, CAD translation</w:t>
       </w:r>
     </w:p>
     <w:p>
@@ -4704,7 +4620,7 @@
           <w:sz w:val="18"/>
           <w:szCs w:val="18"/>
         </w:rPr>
-        <w:t xml:space="preserve">  matching/            OpenSearch-backed vendor matching</w:t>
+        <w:t xml:space="preserve">  app/api/matching/     PostgreSQL full-text vendor matching</w:t>
       </w:r>
     </w:p>
     <w:p>
@@ -6901,7 +6817,7 @@
       </w:r>
       <w:proofErr w:type="spellEnd"/>
       <w:r>
-        <w:t>). File lands in S3 staging bucket.</w:t>
+        <w:t>). File lands in Supabase Storage staging folder.</w:t>
       </w:r>
     </w:p>
     <w:p>
@@ -6914,15 +6830,7 @@
         <w:spacing w:after="80"/>
       </w:pPr>
       <w:r>
-        <w:t>Worker job: virus scan (</w:t>
-      </w:r>
-      <w:proofErr w:type="spellStart"/>
-      <w:r>
-        <w:t>ClamAV</w:t>
-      </w:r>
-      <w:proofErr w:type="spellEnd"/>
-      <w:r>
-        <w:t>). On clean, move to S3 main bucket; on fail, notify buyer and quarantine.</w:t>
+        <w:t>Worker job: file validation via Supabase Storage policies. On clean, move to Supabase Storage main folder; on fail, notify buyer and quarantine.</w:t>
       </w:r>
     </w:p>
     <w:p>
@@ -6969,7 +6877,7 @@
         <w:spacing w:after="80"/>
       </w:pPr>
       <w:r>
-        <w:t>Matching service: OpenSearch query finds top N vendors by capability, capacity, score, location.</w:t>
+        <w:t>Matching service: PostgreSQL full-text query finds top N vendors by capability, capacity, score, location.</w:t>
       </w:r>
     </w:p>
     <w:p>
@@ -7232,15 +7140,7 @@
         <w:spacing w:after="80"/>
       </w:pPr>
       <w:r>
-        <w:t xml:space="preserve">On approval, </w:t>
-      </w:r>
-      <w:proofErr w:type="gramStart"/>
-      <w:r>
-        <w:t>vendor is</w:t>
-      </w:r>
-      <w:proofErr w:type="gramEnd"/>
-      <w:r>
-        <w:t xml:space="preserve"> indexed in OpenSearch and can receive RFQs.</w:t>
+        <w:t>On approval, vendor profile is indexed in Supabase and can receive RFQs.</w:t>
       </w:r>
     </w:p>
     <w:p>
@@ -7298,7 +7198,7 @@
         <w:spacing w:after="80"/>
       </w:pPr>
       <w:r>
-        <w:t>S3: SSE-S3 (AES-256) on all buckets. Bucket policies deny public access.</w:t>
+        <w:t>Supabase Storage: encrypted at rest. Bucket policies deny public access.</w:t>
       </w:r>
     </w:p>
     <w:p>
@@ -7311,15 +7211,7 @@
         <w:spacing w:after="80"/>
       </w:pPr>
       <w:r>
-        <w:t xml:space="preserve">Postgres: encryption at rest (RDS-managed). Backups </w:t>
-      </w:r>
-      <w:proofErr w:type="gramStart"/>
-      <w:r>
-        <w:t>encrypted</w:t>
-      </w:r>
-      <w:proofErr w:type="gramEnd"/>
-      <w:r>
-        <w:t xml:space="preserve"> and stored in a separate region.</w:t>
+        <w:t>Postgres: encryption at rest (Supabase-managed). Backups encrypted and stored securely.</w:t>
       </w:r>
     </w:p>
     <w:p>
@@ -7332,7 +7224,7 @@
         <w:spacing w:after="80"/>
       </w:pPr>
       <w:r>
-        <w:t>Secrets in AWS Secrets Manager. Rotation logged in 1Password vault.</w:t>
+        <w:t>Secrets managed via Vercel environment variables and Supabase project settings.</w:t>
       </w:r>
     </w:p>
     <w:p>
@@ -7367,7 +7259,7 @@
         <w:spacing w:after="80"/>
       </w:pPr>
       <w:r>
-        <w:t>S3 access only via signed URLs with 15-minute expiry.</w:t>
+        <w:t>Supabase Storage access only via signed URLs with 15-minute expiry.</w:t>
       </w:r>
     </w:p>
     <w:p>
@@ -7389,23 +7281,7 @@
         <w:spacing w:after="80"/>
       </w:pPr>
       <w:r>
-        <w:t xml:space="preserve">RBAC enforced in </w:t>
-      </w:r>
-      <w:proofErr w:type="spellStart"/>
-      <w:r>
-        <w:t>NestJS</w:t>
-      </w:r>
-      <w:proofErr w:type="spellEnd"/>
-      <w:r>
-        <w:t xml:space="preserve"> guards on every API route. No </w:t>
-      </w:r>
-      <w:proofErr w:type="gramStart"/>
-      <w:r>
-        <w:t>frontend</w:t>
-      </w:r>
-      <w:proofErr w:type="gramEnd"/>
-      <w:r>
-        <w:t>-only checks.</w:t>
+        <w:t>RLS enforced in Supabase on every data query. No frontend-only checks.</w:t>
       </w:r>
     </w:p>
     <w:p>
@@ -7466,15 +7342,7 @@
         <w:spacing w:after="80"/>
       </w:pPr>
       <w:r>
-        <w:t xml:space="preserve">Every uploaded file scanned by </w:t>
-      </w:r>
-      <w:proofErr w:type="spellStart"/>
-      <w:r>
-        <w:t>ClamAV</w:t>
-      </w:r>
-      <w:proofErr w:type="spellEnd"/>
-      <w:r>
-        <w:t xml:space="preserve"> before visibility to any other user.</w:t>
+        <w:t>Every uploaded file validated by Supabase Storage policies before visibility to any other user.</w:t>
       </w:r>
     </w:p>
     <w:p>
@@ -7619,7 +7487,7 @@
       </w:r>
       <w:proofErr w:type="spellEnd"/>
       <w:r>
-        <w:t xml:space="preserve"> preview URL (frontends) and an ECS service (backend).</w:t>
+        <w:t xml:space="preserve"> preview URL with full-stack preview (Next.js API routes included).</w:t>
       </w:r>
     </w:p>
     <w:p>
@@ -7632,7 +7500,7 @@
         <w:spacing w:after="80"/>
       </w:pPr>
       <w:r>
-        <w:t xml:space="preserve">Local: docker-compose with Postgres, Redis, OpenSearch, </w:t>
+        <w:t xml:space="preserve">Local: supabase start (local Supabase stack with PostgreSQL, storage, and auth</w:t>
       </w:r>
       <w:proofErr w:type="spellStart"/>
       <w:r>
@@ -7640,7 +7508,7 @@
       </w:r>
       <w:proofErr w:type="spellEnd"/>
       <w:r>
-        <w:t xml:space="preserve"> (S3 mock).</w:t>
+        <w:t xml:space="preserve">).</w:t>
       </w:r>
     </w:p>
     <w:p>
